--- a/practical-1/practical1.docx
+++ b/practical-1/practical1.docx
@@ -4,327 +4,459 @@
   <w:body>
     <w:p>
       <w:pPr>
+        <w:rPr>
+          <w:sz w:val="7"/>
+        </w:rPr>
+      </w:pPr>
+      <w:r>
+        <w:rPr>
+          <w:noProof/>
+        </w:rPr>
+        <w:drawing>
+          <wp:inline distT="0" distB="0" distL="0" distR="0" wp14:anchorId="1AA55342" wp14:editId="6430C2E6">
+            <wp:extent cx="5731510" cy="1042751"/>
+            <wp:effectExtent l="0" t="0" r="2540" b="5080"/>
+            <wp:docPr id="1579756081" name="Picture 1" descr="CHARUSAT - Admission"/>
+            <wp:cNvGraphicFramePr>
+              <a:graphicFrameLocks xmlns:a="http://schemas.openxmlformats.org/drawingml/2006/main" noChangeAspect="1"/>
+            </wp:cNvGraphicFramePr>
+            <a:graphic xmlns:a="http://schemas.openxmlformats.org/drawingml/2006/main">
+              <a:graphicData uri="http://schemas.openxmlformats.org/drawingml/2006/picture">
+                <pic:pic xmlns:pic="http://schemas.openxmlformats.org/drawingml/2006/picture">
+                  <pic:nvPicPr>
+                    <pic:cNvPr id="0" name="Picture 1" descr="CHARUSAT - Admission"/>
+                    <pic:cNvPicPr>
+                      <a:picLocks noChangeAspect="1" noChangeArrowheads="1"/>
+                    </pic:cNvPicPr>
+                  </pic:nvPicPr>
+                  <pic:blipFill>
+                    <a:blip r:embed="rId7" cstate="print">
+                      <a:extLst>
+                        <a:ext uri="{28A0092B-C50C-407E-A947-70E740481C1C}">
+                          <a14:useLocalDpi xmlns:a14="http://schemas.microsoft.com/office/drawing/2010/main" val="0"/>
+                        </a:ext>
+                      </a:extLst>
+                    </a:blip>
+                    <a:srcRect/>
+                    <a:stretch>
+                      <a:fillRect/>
+                    </a:stretch>
+                  </pic:blipFill>
+                  <pic:spPr bwMode="auto">
+                    <a:xfrm>
+                      <a:off x="0" y="0"/>
+                      <a:ext cx="5731510" cy="1042751"/>
+                    </a:xfrm>
+                    <a:prstGeom prst="rect">
+                      <a:avLst/>
+                    </a:prstGeom>
+                    <a:noFill/>
+                    <a:ln>
+                      <a:noFill/>
+                    </a:ln>
+                  </pic:spPr>
+                </pic:pic>
+              </a:graphicData>
+            </a:graphic>
+          </wp:inline>
+        </w:drawing>
+      </w:r>
+    </w:p>
+    <w:p>
+      <w:pPr>
+        <w:rPr>
+          <w:sz w:val="7"/>
+        </w:rPr>
+      </w:pPr>
+    </w:p>
+    <w:p/>
+    <w:p>
+      <w:pPr>
+        <w:jc w:val="center"/>
+        <w:rPr>
+          <w:b/>
+          <w:bCs/>
+          <w:sz w:val="52"/>
+          <w:szCs w:val="28"/>
+        </w:rPr>
+      </w:pPr>
+      <w:r>
+        <w:rPr>
+          <w:b/>
+          <w:bCs/>
+          <w:sz w:val="52"/>
+          <w:szCs w:val="28"/>
+        </w:rPr>
+        <w:t>Faculty of Engineering and Technology</w:t>
+      </w:r>
+    </w:p>
+    <w:p>
+      <w:pPr>
+        <w:jc w:val="center"/>
+        <w:rPr>
+          <w:b/>
+          <w:bCs/>
+          <w:sz w:val="44"/>
+          <w:szCs w:val="28"/>
+        </w:rPr>
+      </w:pPr>
+    </w:p>
+    <w:p>
+      <w:pPr>
+        <w:jc w:val="center"/>
+        <w:rPr>
+          <w:b/>
+          <w:bCs/>
+          <w:sz w:val="44"/>
+          <w:szCs w:val="28"/>
+        </w:rPr>
+      </w:pPr>
+      <w:r>
+        <w:rPr>
+          <w:b/>
+          <w:bCs/>
+          <w:sz w:val="44"/>
+          <w:szCs w:val="28"/>
+        </w:rPr>
+        <w:t>Devang Patel Institute of Advance</w:t>
+      </w:r>
+    </w:p>
+    <w:p>
+      <w:pPr>
+        <w:jc w:val="center"/>
+        <w:rPr>
+          <w:b/>
+          <w:bCs/>
+          <w:sz w:val="44"/>
+          <w:szCs w:val="28"/>
+        </w:rPr>
+      </w:pPr>
+      <w:r>
+        <w:rPr>
+          <w:b/>
+          <w:bCs/>
+          <w:sz w:val="44"/>
+          <w:szCs w:val="28"/>
+        </w:rPr>
+        <w:t>Technology &amp; Research</w:t>
+      </w:r>
+    </w:p>
+    <w:p>
+      <w:pPr>
+        <w:jc w:val="center"/>
+        <w:rPr>
+          <w:b/>
+          <w:bCs/>
+          <w:sz w:val="44"/>
+          <w:szCs w:val="28"/>
+        </w:rPr>
+      </w:pPr>
+    </w:p>
+    <w:p>
+      <w:pPr>
+        <w:jc w:val="center"/>
+        <w:rPr>
+          <w:b/>
+          <w:bCs/>
+          <w:sz w:val="44"/>
+          <w:szCs w:val="28"/>
+        </w:rPr>
+      </w:pPr>
+      <w:r>
+        <w:rPr>
+          <w:b/>
+          <w:bCs/>
+          <w:sz w:val="44"/>
+          <w:szCs w:val="28"/>
+        </w:rPr>
+        <w:t>Department Of Information Technology</w:t>
+      </w:r>
+    </w:p>
+    <w:p>
+      <w:pPr>
+        <w:jc w:val="center"/>
+        <w:rPr>
+          <w:b/>
+          <w:bCs/>
+          <w:sz w:val="44"/>
+          <w:szCs w:val="28"/>
+        </w:rPr>
+      </w:pPr>
+    </w:p>
+    <w:p>
+      <w:pPr>
+        <w:jc w:val="center"/>
+        <w:rPr>
+          <w:b/>
+          <w:bCs/>
+          <w:sz w:val="44"/>
+          <w:szCs w:val="28"/>
+        </w:rPr>
+      </w:pPr>
+      <w:r>
+        <w:rPr>
+          <w:b/>
+          <w:bCs/>
+          <w:sz w:val="44"/>
+          <w:szCs w:val="28"/>
+        </w:rPr>
+        <w:t>A.Y. 2026-2027[Odd]</w:t>
+      </w:r>
+    </w:p>
+    <w:p>
+      <w:pPr>
+        <w:jc w:val="center"/>
+        <w:rPr>
+          <w:b/>
+          <w:bCs/>
+          <w:sz w:val="44"/>
+          <w:szCs w:val="28"/>
+        </w:rPr>
+      </w:pPr>
+    </w:p>
+    <w:p>
+      <w:pPr>
+        <w:jc w:val="center"/>
+        <w:rPr>
+          <w:b/>
+          <w:bCs/>
+          <w:sz w:val="44"/>
+          <w:szCs w:val="28"/>
+        </w:rPr>
+      </w:pPr>
+      <w:r>
+        <w:rPr>
+          <w:b/>
+          <w:bCs/>
+          <w:sz w:val="44"/>
+          <w:szCs w:val="28"/>
+        </w:rPr>
+        <w:t>Lab Manual</w:t>
+      </w:r>
+    </w:p>
+    <w:p>
+      <w:pPr>
+        <w:jc w:val="center"/>
+        <w:rPr>
+          <w:b/>
+          <w:bCs/>
+          <w:sz w:val="44"/>
+          <w:szCs w:val="28"/>
+        </w:rPr>
+      </w:pPr>
+    </w:p>
+    <w:p>
+      <w:pPr>
+        <w:jc w:val="center"/>
+        <w:rPr>
+          <w:b/>
+          <w:bCs/>
+          <w:sz w:val="44"/>
+          <w:szCs w:val="28"/>
+        </w:rPr>
+      </w:pPr>
+      <w:r>
+        <w:rPr>
+          <w:b/>
+          <w:bCs/>
+          <w:sz w:val="44"/>
+          <w:szCs w:val="28"/>
+        </w:rPr>
+        <w:t>C</w:t>
+      </w:r>
+      <w:r>
+        <w:rPr>
+          <w:b/>
+          <w:bCs/>
+          <w:sz w:val="44"/>
+          <w:szCs w:val="28"/>
+        </w:rPr>
+        <w:t>S</w:t>
+      </w:r>
+      <w:r>
+        <w:rPr>
+          <w:b/>
+          <w:bCs/>
+          <w:sz w:val="44"/>
+          <w:szCs w:val="28"/>
+        </w:rPr>
+        <w:t>U</w:t>
+      </w:r>
+      <w:r>
+        <w:rPr>
+          <w:b/>
+          <w:bCs/>
+          <w:sz w:val="44"/>
+          <w:szCs w:val="28"/>
+        </w:rPr>
+        <w:t>C</w:t>
+      </w:r>
+      <w:r>
+        <w:rPr>
+          <w:b/>
+          <w:bCs/>
+          <w:sz w:val="44"/>
+          <w:szCs w:val="28"/>
+        </w:rPr>
+        <w:t>20</w:t>
+      </w:r>
+      <w:r>
+        <w:rPr>
+          <w:b/>
+          <w:bCs/>
+          <w:sz w:val="44"/>
+          <w:szCs w:val="28"/>
+        </w:rPr>
+        <w:t>1</w:t>
+      </w:r>
+      <w:r>
+        <w:rPr>
+          <w:b/>
+          <w:bCs/>
+          <w:sz w:val="44"/>
+          <w:szCs w:val="28"/>
+        </w:rPr>
+        <w:t xml:space="preserve">: </w:t>
+      </w:r>
+      <w:r>
+        <w:rPr>
+          <w:b/>
+          <w:bCs/>
+          <w:sz w:val="44"/>
+          <w:szCs w:val="28"/>
+        </w:rPr>
+        <w:t>Fundamental of Data structure and Algorithm</w:t>
+      </w:r>
+    </w:p>
+    <w:p>
+      <w:pPr>
+        <w:jc w:val="center"/>
+        <w:rPr>
+          <w:b/>
+          <w:bCs/>
+          <w:sz w:val="44"/>
+          <w:szCs w:val="28"/>
+        </w:rPr>
+      </w:pPr>
+    </w:p>
+    <w:p>
+      <w:pPr>
+        <w:jc w:val="center"/>
+        <w:rPr>
+          <w:b/>
+          <w:bCs/>
+          <w:sz w:val="44"/>
+          <w:szCs w:val="28"/>
+        </w:rPr>
+      </w:pPr>
+      <w:r>
+        <w:rPr>
+          <w:b/>
+          <w:bCs/>
+          <w:sz w:val="44"/>
+          <w:szCs w:val="28"/>
+        </w:rPr>
+        <w:t>Name: Prathamesh Pandit</w:t>
+      </w:r>
+    </w:p>
+    <w:p>
+      <w:pPr>
+        <w:jc w:val="center"/>
+        <w:rPr>
+          <w:b/>
+          <w:bCs/>
+          <w:sz w:val="44"/>
+          <w:szCs w:val="28"/>
+        </w:rPr>
+      </w:pPr>
+    </w:p>
+    <w:p>
+      <w:pPr>
+        <w:jc w:val="center"/>
+        <w:rPr>
+          <w:b/>
+          <w:bCs/>
+          <w:sz w:val="44"/>
+          <w:szCs w:val="28"/>
+        </w:rPr>
+      </w:pPr>
+      <w:r>
+        <w:rPr>
+          <w:b/>
+          <w:bCs/>
+          <w:sz w:val="44"/>
+          <w:szCs w:val="28"/>
+        </w:rPr>
+        <w:t xml:space="preserve">ID: </w:t>
+      </w:r>
+      <w:r>
+        <w:rPr>
+          <w:b/>
+          <w:bCs/>
+          <w:sz w:val="44"/>
+          <w:szCs w:val="28"/>
+          <w:highlight w:val="yellow"/>
+        </w:rPr>
+        <w:t>25DIT042</w:t>
+      </w:r>
+    </w:p>
+    <w:p>
+      <w:pPr>
+        <w:jc w:val="center"/>
+        <w:rPr>
+          <w:sz w:val="11"/>
+          <w:szCs w:val="24"/>
+        </w:rPr>
+      </w:pPr>
+    </w:p>
+    <w:p>
+      <w:pPr>
+        <w:pStyle w:val="Heading1"/>
+        <w:rPr>
+          <w:color w:val="000000" w:themeColor="text1"/>
+          <w14:shadow w14:blurRad="38100" w14:dist="19050" w14:dir="2700000" w14:sx="100000" w14:sy="100000" w14:kx="0" w14:ky="0" w14:algn="tl">
+            <w14:schemeClr w14:val="dk1">
+              <w14:alpha w14:val="60000"/>
+            </w14:schemeClr>
+          </w14:shadow>
+          <w14:textOutline w14:w="0" w14:cap="flat" w14:cmpd="sng" w14:algn="ctr">
+            <w14:noFill/>
+            <w14:prstDash w14:val="solid"/>
+            <w14:round/>
+          </w14:textOutline>
+        </w:rPr>
+      </w:pPr>
+    </w:p>
+    <w:p>
+      <w:pPr>
         <w:pStyle w:val="BodyText"/>
         <w:spacing w:before="2"/>
+      </w:pPr>
+    </w:p>
+    <w:p>
+      <w:pPr>
         <w:rPr>
           <w:rFonts w:ascii="Times New Roman"/>
           <w:sz w:val="7"/>
-        </w:rPr>
-      </w:pPr>
-    </w:p>
-    <w:p>
-      <w:pPr>
-        <w:ind w:left="30"/>
-        <w:rPr>
-          <w:rFonts w:ascii="Times New Roman"/>
-          <w:sz w:val="20"/>
-        </w:rPr>
-      </w:pPr>
-      <w:r>
-        <w:rPr>
-          <w:rFonts w:ascii="Times New Roman"/>
-          <w:noProof/>
-          <w:sz w:val="20"/>
-        </w:rPr>
-        <mc:AlternateContent>
-          <mc:Choice Requires="wpg">
-            <w:drawing>
-              <wp:inline distT="0" distB="0" distL="0" distR="0" wp14:anchorId="6FE267E9" wp14:editId="5BB94729">
-                <wp:extent cx="6029325" cy="8513445"/>
-                <wp:effectExtent l="0" t="0" r="0" b="1904"/>
-                <wp:docPr id="2" name="Group 2" descr="WhatsApp Image 2026-08-17 at 2.54.15 PM.jpeg"/>
-                <wp:cNvGraphicFramePr>
-                  <a:graphicFrameLocks xmlns:a="http://schemas.openxmlformats.org/drawingml/2006/main"/>
-                </wp:cNvGraphicFramePr>
-                <a:graphic xmlns:a="http://schemas.openxmlformats.org/drawingml/2006/main">
-                  <a:graphicData uri="http://schemas.microsoft.com/office/word/2010/wordprocessingGroup">
-                    <wpg:wgp>
-                      <wpg:cNvGrpSpPr>
-                        <a:grpSpLocks/>
-                      </wpg:cNvGrpSpPr>
-                      <wpg:grpSpPr>
-                        <a:xfrm>
-                          <a:off x="0" y="0"/>
-                          <a:ext cx="6029325" cy="8513445"/>
-                          <a:chOff x="0" y="0"/>
-                          <a:chExt cx="6029325" cy="8513445"/>
-                        </a:xfrm>
-                      </wpg:grpSpPr>
-                      <pic:pic xmlns:pic="http://schemas.openxmlformats.org/drawingml/2006/picture">
-                        <pic:nvPicPr>
-                          <pic:cNvPr id="3" name="Image 3" descr="WhatsApp Image 2026-08-17 at 2.54.15 PM.jpeg"/>
-                          <pic:cNvPicPr/>
-                        </pic:nvPicPr>
-                        <pic:blipFill>
-                          <a:blip r:embed="rId7" cstate="print"/>
-                          <a:stretch>
-                            <a:fillRect/>
-                          </a:stretch>
-                        </pic:blipFill>
-                        <pic:spPr>
-                          <a:xfrm>
-                            <a:off x="0" y="0"/>
-                            <a:ext cx="6029071" cy="8513445"/>
-                          </a:xfrm>
-                          <a:prstGeom prst="rect">
-                            <a:avLst/>
-                          </a:prstGeom>
-                        </pic:spPr>
-                      </pic:pic>
-                      <wps:wsp>
-                        <wps:cNvPr id="4" name="Graphic 4"/>
-                        <wps:cNvSpPr/>
-                        <wps:spPr>
-                          <a:xfrm>
-                            <a:off x="4762500" y="352425"/>
-                            <a:ext cx="514350" cy="161925"/>
-                          </a:xfrm>
-                          <a:custGeom>
-                            <a:avLst/>
-                            <a:gdLst/>
-                            <a:ahLst/>
-                            <a:cxnLst/>
-                            <a:rect l="l" t="t" r="r" b="b"/>
-                            <a:pathLst>
-                              <a:path w="514350" h="161925">
-                                <a:moveTo>
-                                  <a:pt x="514350" y="0"/>
-                                </a:moveTo>
-                                <a:lnTo>
-                                  <a:pt x="0" y="0"/>
-                                </a:lnTo>
-                                <a:lnTo>
-                                  <a:pt x="0" y="161925"/>
-                                </a:lnTo>
-                                <a:lnTo>
-                                  <a:pt x="514350" y="161925"/>
-                                </a:lnTo>
-                                <a:lnTo>
-                                  <a:pt x="514350" y="0"/>
-                                </a:lnTo>
-                                <a:close/>
-                              </a:path>
-                            </a:pathLst>
-                          </a:custGeom>
-                          <a:solidFill>
-                            <a:srgbClr val="FFFFFF"/>
-                          </a:solidFill>
-                        </wps:spPr>
-                        <wps:bodyPr wrap="square" lIns="0" tIns="0" rIns="0" bIns="0" rtlCol="0">
-                          <a:prstTxWarp prst="textNoShape">
-                            <a:avLst/>
-                          </a:prstTxWarp>
-                          <a:noAutofit/>
-                        </wps:bodyPr>
-                      </wps:wsp>
-                      <wps:wsp>
-                        <wps:cNvPr id="5" name="Graphic 5"/>
-                        <wps:cNvSpPr/>
-                        <wps:spPr>
-                          <a:xfrm>
-                            <a:off x="4762500" y="352425"/>
-                            <a:ext cx="514350" cy="161925"/>
-                          </a:xfrm>
-                          <a:custGeom>
-                            <a:avLst/>
-                            <a:gdLst/>
-                            <a:ahLst/>
-                            <a:cxnLst/>
-                            <a:rect l="l" t="t" r="r" b="b"/>
-                            <a:pathLst>
-                              <a:path w="514350" h="161925">
-                                <a:moveTo>
-                                  <a:pt x="0" y="161925"/>
-                                </a:moveTo>
-                                <a:lnTo>
-                                  <a:pt x="514350" y="161925"/>
-                                </a:lnTo>
-                                <a:lnTo>
-                                  <a:pt x="514350" y="0"/>
-                                </a:lnTo>
-                                <a:lnTo>
-                                  <a:pt x="0" y="0"/>
-                                </a:lnTo>
-                                <a:lnTo>
-                                  <a:pt x="0" y="161925"/>
-                                </a:lnTo>
-                                <a:close/>
-                              </a:path>
-                            </a:pathLst>
-                          </a:custGeom>
-                          <a:ln w="9525">
-                            <a:solidFill>
-                              <a:srgbClr val="FFFFFF"/>
-                            </a:solidFill>
-                            <a:prstDash val="solid"/>
-                          </a:ln>
-                        </wps:spPr>
-                        <wps:bodyPr wrap="square" lIns="0" tIns="0" rIns="0" bIns="0" rtlCol="0">
-                          <a:prstTxWarp prst="textNoShape">
-                            <a:avLst/>
-                          </a:prstTxWarp>
-                          <a:noAutofit/>
-                        </wps:bodyPr>
-                      </wps:wsp>
-                      <wps:wsp>
-                        <wps:cNvPr id="6" name="Graphic 6"/>
-                        <wps:cNvSpPr/>
-                        <wps:spPr>
-                          <a:xfrm>
-                            <a:off x="276225" y="200025"/>
-                            <a:ext cx="3429000" cy="361950"/>
-                          </a:xfrm>
-                          <a:custGeom>
-                            <a:avLst/>
-                            <a:gdLst/>
-                            <a:ahLst/>
-                            <a:cxnLst/>
-                            <a:rect l="l" t="t" r="r" b="b"/>
-                            <a:pathLst>
-                              <a:path w="3429000" h="361950">
-                                <a:moveTo>
-                                  <a:pt x="3429000" y="0"/>
-                                </a:moveTo>
-                                <a:lnTo>
-                                  <a:pt x="0" y="0"/>
-                                </a:lnTo>
-                                <a:lnTo>
-                                  <a:pt x="0" y="361950"/>
-                                </a:lnTo>
-                                <a:lnTo>
-                                  <a:pt x="3429000" y="361950"/>
-                                </a:lnTo>
-                                <a:lnTo>
-                                  <a:pt x="3429000" y="0"/>
-                                </a:lnTo>
-                                <a:close/>
-                              </a:path>
-                            </a:pathLst>
-                          </a:custGeom>
-                          <a:solidFill>
-                            <a:srgbClr val="FFFFFF"/>
-                          </a:solidFill>
-                        </wps:spPr>
-                        <wps:bodyPr wrap="square" lIns="0" tIns="0" rIns="0" bIns="0" rtlCol="0">
-                          <a:prstTxWarp prst="textNoShape">
-                            <a:avLst/>
-                          </a:prstTxWarp>
-                          <a:noAutofit/>
-                        </wps:bodyPr>
-                      </wps:wsp>
-                      <wps:wsp>
-                        <wps:cNvPr id="7" name="Graphic 7"/>
-                        <wps:cNvSpPr/>
-                        <wps:spPr>
-                          <a:xfrm>
-                            <a:off x="276225" y="200025"/>
-                            <a:ext cx="3429000" cy="361950"/>
-                          </a:xfrm>
-                          <a:custGeom>
-                            <a:avLst/>
-                            <a:gdLst/>
-                            <a:ahLst/>
-                            <a:cxnLst/>
-                            <a:rect l="l" t="t" r="r" b="b"/>
-                            <a:pathLst>
-                              <a:path w="3429000" h="361950">
-                                <a:moveTo>
-                                  <a:pt x="0" y="361950"/>
-                                </a:moveTo>
-                                <a:lnTo>
-                                  <a:pt x="3429000" y="361950"/>
-                                </a:lnTo>
-                                <a:lnTo>
-                                  <a:pt x="3429000" y="0"/>
-                                </a:lnTo>
-                                <a:lnTo>
-                                  <a:pt x="0" y="0"/>
-                                </a:lnTo>
-                                <a:lnTo>
-                                  <a:pt x="0" y="361950"/>
-                                </a:lnTo>
-                                <a:close/>
-                              </a:path>
-                            </a:pathLst>
-                          </a:custGeom>
-                          <a:ln w="9525">
-                            <a:solidFill>
-                              <a:srgbClr val="FFFFFF"/>
-                            </a:solidFill>
-                            <a:prstDash val="solid"/>
-                          </a:ln>
-                        </wps:spPr>
-                        <wps:bodyPr wrap="square" lIns="0" tIns="0" rIns="0" bIns="0" rtlCol="0">
-                          <a:prstTxWarp prst="textNoShape">
-                            <a:avLst/>
-                          </a:prstTxWarp>
-                          <a:noAutofit/>
-                        </wps:bodyPr>
-                      </wps:wsp>
-                    </wpg:wgp>
-                  </a:graphicData>
-                </a:graphic>
-              </wp:inline>
-            </w:drawing>
-          </mc:Choice>
-          <mc:Fallback>
-            <w:pict>
-              <v:group w14:anchorId="5780FBC5" id="Group 2" o:spid="_x0000_s1026" alt="WhatsApp Image 2026-08-17 at 2.54.15 PM.jpeg" style="width:474.75pt;height:670.35pt;mso-position-horizontal-relative:char;mso-position-vertical-relative:line" coordsize="60293,85134" o:gfxdata="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">
-                <v:shapetype id="_x0000_t75" coordsize="21600,21600" o:spt="75" o:preferrelative="t" path="m@4@5l@4@11@9@11@9@5xe" filled="f" stroked="f">
-                  <v:stroke joinstyle="miter"/>
-                  <v:formulas>
-                    <v:f eqn="if lineDrawn pixelLineWidth 0"/>
-                    <v:f eqn="sum @0 1 0"/>
-                    <v:f eqn="sum 0 0 @1"/>
-                    <v:f eqn="prod @2 1 2"/>
-                    <v:f eqn="prod @3 21600 pixelWidth"/>
-                    <v:f eqn="prod @3 21600 pixelHeight"/>
-                    <v:f eqn="sum @0 0 1"/>
-                    <v:f eqn="prod @6 1 2"/>
-                    <v:f eqn="prod @7 21600 pixelWidth"/>
-                    <v:f eqn="sum @8 21600 0"/>
-                    <v:f eqn="prod @7 21600 pixelHeight"/>
-                    <v:f eqn="sum @10 21600 0"/>
-                  </v:formulas>
-                  <v:path o:extrusionok="f" gradientshapeok="t" o:connecttype="rect"/>
-                  <o:lock v:ext="edit" aspectratio="t"/>
-                </v:shapetype>
-                <v:shape id="Image 3" o:spid="_x0000_s1027" type="#_x0000_t75" alt="WhatsApp Image 2026-08-17 at 2.54.15 PM.jpeg" style="position:absolute;width:60290;height:85134;visibility:visible;mso-wrap-style:square" o:gfxdata="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">
-                  <v:imagedata r:id="rId8" o:title="WhatsApp Image 2026-08-17 at 2.54.15 PM"/>
-                </v:shape>
-                <v:shape id="Graphic 4" o:spid="_x0000_s1028" style="position:absolute;left:47625;top:3524;width:5143;height:1619;visibility:visible;mso-wrap-style:square;v-text-anchor:top" coordsize="514350,161925" o:gfxdata="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" path="m514350,l,,,161925r514350,l514350,xe" stroked="f">
-                  <v:path arrowok="t"/>
-                </v:shape>
-                <v:shape id="Graphic 5" o:spid="_x0000_s1029" style="position:absolute;left:47625;top:3524;width:5143;height:1619;visibility:visible;mso-wrap-style:square;v-text-anchor:top" coordsize="514350,161925" o:gfxdata="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" path="m,161925r514350,l514350,,,,,161925xe" filled="f" strokecolor="white">
-                  <v:path arrowok="t"/>
-                </v:shape>
-                <v:shape id="Graphic 6" o:spid="_x0000_s1030" style="position:absolute;left:2762;top:2000;width:34290;height:3619;visibility:visible;mso-wrap-style:square;v-text-anchor:top" coordsize="3429000,361950" o:gfxdata="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" path="m3429000,l,,,361950r3429000,l3429000,xe" stroked="f">
-                  <v:path arrowok="t"/>
-                </v:shape>
-                <v:shape id="Graphic 7" o:spid="_x0000_s1031" style="position:absolute;left:2762;top:2000;width:34290;height:3619;visibility:visible;mso-wrap-style:square;v-text-anchor:top" coordsize="3429000,361950" o:gfxdata="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" path="m,361950r3429000,l3429000,,,,,361950xe" filled="f" strokecolor="white">
-                  <v:path arrowok="t"/>
-                </v:shape>
-                <w10:anchorlock/>
-              </v:group>
-            </w:pict>
-          </mc:Fallback>
-        </mc:AlternateContent>
-      </w:r>
-    </w:p>
-    <w:p>
-      <w:pPr>
-        <w:rPr>
-          <w:rFonts w:ascii="Times New Roman"/>
-          <w:sz w:val="20"/>
-        </w:rPr>
-        <w:sectPr>
-          <w:headerReference w:type="default" r:id="rId9"/>
-          <w:type w:val="continuous"/>
-          <w:pgSz w:w="12240" w:h="15840"/>
-          <w:pgMar w:top="1340" w:right="1080" w:bottom="280" w:left="1440" w:header="426" w:footer="0" w:gutter="0"/>
-          <w:pgNumType w:start="1"/>
-          <w:cols w:space="720"/>
-        </w:sectPr>
+          <w:szCs w:val="32"/>
+        </w:rPr>
+      </w:pPr>
+      <w:r>
+        <w:rPr>
+          <w:rFonts w:ascii="Times New Roman"/>
+          <w:sz w:val="7"/>
+        </w:rPr>
+        <w:br w:type="page"/>
+      </w:r>
+    </w:p>
+    <w:p>
+      <w:pPr>
+        <w:pStyle w:val="BodyText"/>
+        <w:spacing w:before="2"/>
+        <w:rPr>
+          <w:rFonts w:ascii="Times New Roman"/>
+          <w:sz w:val="7"/>
+        </w:rPr>
       </w:pPr>
     </w:p>
     <w:p>
@@ -333,7 +465,6 @@
         <w:spacing w:line="276" w:lineRule="auto"/>
       </w:pPr>
       <w:r>
-        <w:lastRenderedPageBreak/>
         <w:t>Practical</w:t>
       </w:r>
       <w:r>
@@ -838,7 +969,7 @@
           <w:sz w:val="24"/>
         </w:rPr>
       </w:pPr>
-      <w:hyperlink r:id="rId10" w:history="1">
+      <w:hyperlink r:id="rId8" w:history="1">
         <w:r>
           <w:rPr>
             <w:rStyle w:val="Hyperlink"/>
@@ -896,8 +1027,15 @@
           <w:sz w:val="24"/>
         </w:rPr>
         <w:sectPr>
+          <w:headerReference w:type="default" r:id="rId9"/>
           <w:pgSz w:w="12240" w:h="15840"/>
           <w:pgMar w:top="1340" w:right="1080" w:bottom="280" w:left="1440" w:header="752" w:footer="0" w:gutter="0"/>
+          <w:pgBorders w:offsetFrom="page">
+            <w:top w:val="single" w:sz="4" w:space="24" w:color="auto"/>
+            <w:left w:val="single" w:sz="4" w:space="24" w:color="auto"/>
+            <w:bottom w:val="single" w:sz="4" w:space="24" w:color="auto"/>
+            <w:right w:val="single" w:sz="4" w:space="24" w:color="auto"/>
+          </w:pgBorders>
           <w:cols w:space="720"/>
         </w:sectPr>
       </w:pPr>
@@ -905,6 +1043,7 @@
         <w:rPr>
           <w:rFonts w:ascii="Times New Roman"/>
           <w:b/>
+          <w:noProof/>
           <w:sz w:val="24"/>
         </w:rPr>
         <w:lastRenderedPageBreak/>
@@ -924,7 +1063,7 @@
                     <pic:cNvPicPr/>
                   </pic:nvPicPr>
                   <pic:blipFill>
-                    <a:blip r:embed="rId11"/>
+                    <a:blip r:embed="rId10"/>
                     <a:stretch>
                       <a:fillRect/>
                     </a:stretch>
@@ -990,27 +1129,7 @@
           <w:spacing w:val="-2"/>
           <w:sz w:val="24"/>
         </w:rPr>
-        <w:t xml:space="preserve">While </w:t>
-      </w:r>
-      <w:proofErr w:type="spellStart"/>
-      <w:r>
-        <w:rPr>
-          <w:rFonts w:ascii="Times New Roman"/>
-          <w:bCs/>
-          <w:spacing w:val="-2"/>
-          <w:sz w:val="24"/>
-        </w:rPr>
-        <w:t>roatating</w:t>
-      </w:r>
-      <w:proofErr w:type="spellEnd"/>
-      <w:r>
-        <w:rPr>
-          <w:rFonts w:ascii="Times New Roman"/>
-          <w:bCs/>
-          <w:spacing w:val="-2"/>
-          <w:sz w:val="24"/>
-        </w:rPr>
-        <w:t xml:space="preserve"> I cannot understand the algorithm. </w:t>
+        <w:t xml:space="preserve">While roatating I cannot understand the algorithm. </w:t>
       </w:r>
     </w:p>
     <w:p>
@@ -1270,6 +1389,12 @@
         <w:sectPr>
           <w:pgSz w:w="12240" w:h="15840"/>
           <w:pgMar w:top="1340" w:right="1080" w:bottom="280" w:left="1440" w:header="752" w:footer="0" w:gutter="0"/>
+          <w:pgBorders w:offsetFrom="page">
+            <w:top w:val="single" w:sz="4" w:space="24" w:color="auto"/>
+            <w:left w:val="single" w:sz="4" w:space="24" w:color="auto"/>
+            <w:bottom w:val="single" w:sz="4" w:space="24" w:color="auto"/>
+            <w:right w:val="single" w:sz="4" w:space="24" w:color="auto"/>
+          </w:pgBorders>
           <w:cols w:space="720"/>
         </w:sectPr>
       </w:pPr>
@@ -1303,7 +1428,7 @@
           <w:sz w:val="24"/>
         </w:rPr>
       </w:pPr>
-      <w:hyperlink r:id="rId12" w:history="1">
+      <w:hyperlink r:id="rId11" w:history="1">
         <w:r>
           <w:rPr>
             <w:rStyle w:val="Hyperlink"/>
@@ -1374,6 +1499,7 @@
         <w:rPr>
           <w:rFonts w:ascii="Times New Roman"/>
           <w:b/>
+          <w:noProof/>
           <w:sz w:val="24"/>
         </w:rPr>
         <w:drawing>
@@ -1392,7 +1518,7 @@
                     <pic:cNvPicPr/>
                   </pic:nvPicPr>
                   <pic:blipFill>
-                    <a:blip r:embed="rId13"/>
+                    <a:blip r:embed="rId12"/>
                     <a:stretch>
                       <a:fillRect/>
                     </a:stretch>
@@ -1603,6 +1729,12 @@
         <w:sectPr>
           <w:pgSz w:w="12240" w:h="15840"/>
           <w:pgMar w:top="1340" w:right="1080" w:bottom="280" w:left="1440" w:header="752" w:footer="0" w:gutter="0"/>
+          <w:pgBorders w:offsetFrom="page">
+            <w:top w:val="single" w:sz="4" w:space="24" w:color="auto"/>
+            <w:left w:val="single" w:sz="4" w:space="24" w:color="auto"/>
+            <w:bottom w:val="single" w:sz="4" w:space="24" w:color="auto"/>
+            <w:right w:val="single" w:sz="4" w:space="24" w:color="auto"/>
+          </w:pgBorders>
           <w:cols w:space="720"/>
         </w:sectPr>
       </w:pPr>
@@ -1873,7 +2005,7 @@
           <w:sz w:val="24"/>
         </w:rPr>
       </w:pPr>
-      <w:hyperlink r:id="rId14" w:history="1">
+      <w:hyperlink r:id="rId13" w:history="1">
         <w:r>
           <w:rPr>
             <w:rStyle w:val="Hyperlink"/>
@@ -1919,6 +2051,7 @@
         <w:rPr>
           <w:rFonts w:ascii="Times New Roman"/>
           <w:b/>
+          <w:noProof/>
           <w:sz w:val="20"/>
         </w:rPr>
         <w:drawing>
@@ -1937,7 +2070,7 @@
                     <pic:cNvPicPr/>
                   </pic:nvPicPr>
                   <pic:blipFill>
-                    <a:blip r:embed="rId15"/>
+                    <a:blip r:embed="rId14"/>
                     <a:stretch>
                       <a:fillRect/>
                     </a:stretch>
@@ -2030,6 +2163,12 @@
         <w:sectPr>
           <w:pgSz w:w="12240" w:h="15840"/>
           <w:pgMar w:top="1340" w:right="1080" w:bottom="280" w:left="1440" w:header="752" w:footer="0" w:gutter="0"/>
+          <w:pgBorders w:offsetFrom="page">
+            <w:top w:val="single" w:sz="4" w:space="24" w:color="auto"/>
+            <w:left w:val="single" w:sz="4" w:space="24" w:color="auto"/>
+            <w:bottom w:val="single" w:sz="4" w:space="24" w:color="auto"/>
+            <w:right w:val="single" w:sz="4" w:space="24" w:color="auto"/>
+          </w:pgBorders>
           <w:cols w:space="720"/>
         </w:sectPr>
       </w:pPr>
@@ -3121,6 +3260,12 @@
     <w:sectPr>
       <w:pgSz w:w="12240" w:h="15840"/>
       <w:pgMar w:top="1340" w:right="1080" w:bottom="280" w:left="1440" w:header="752" w:footer="0" w:gutter="0"/>
+      <w:pgBorders w:offsetFrom="page">
+        <w:top w:val="single" w:sz="4" w:space="24" w:color="auto"/>
+        <w:left w:val="single" w:sz="4" w:space="24" w:color="auto"/>
+        <w:bottom w:val="single" w:sz="4" w:space="24" w:color="auto"/>
+        <w:right w:val="single" w:sz="4" w:space="24" w:color="auto"/>
+      </w:pgBorders>
       <w:cols w:space="720"/>
     </w:sectPr>
   </w:body>
@@ -3170,27 +3315,6 @@
   <w:p>
     <w:pPr>
       <w:spacing w:line="245" w:lineRule="exact"/>
-      <w:ind w:left="20"/>
-    </w:pPr>
-    <w:r>
-      <w:rPr>
-        <w:spacing w:val="-2"/>
-      </w:rPr>
-      <w:t xml:space="preserve">CSUC201 </w:t>
-    </w:r>
-  </w:p>
-  <w:p>
-    <w:pPr>
-      <w:spacing w:line="245" w:lineRule="exact"/>
-    </w:pPr>
-  </w:p>
-  <w:p>
-    <w:pPr>
-      <w:pStyle w:val="BodyText"/>
-      <w:spacing w:line="14" w:lineRule="auto"/>
-      <w:rPr>
-        <w:sz w:val="20"/>
-      </w:rPr>
     </w:pPr>
     <w:r>
       <w:rPr>
@@ -3200,13 +3324,13 @@
       <mc:AlternateContent>
         <mc:Choice Requires="wps">
           <w:drawing>
-            <wp:anchor distT="0" distB="0" distL="0" distR="0" simplePos="0" relativeHeight="487526400" behindDoc="1" locked="0" layoutInCell="1" allowOverlap="1" wp14:anchorId="5B9ABE29" wp14:editId="7D697312">
+            <wp:anchor distT="0" distB="0" distL="0" distR="0" simplePos="0" relativeHeight="251657216" behindDoc="1" locked="0" layoutInCell="1" allowOverlap="1" wp14:anchorId="5B9ABE29" wp14:editId="0D1E08DB">
               <wp:simplePos x="0" y="0"/>
               <wp:positionH relativeFrom="page">
-                <wp:posOffset>6746240</wp:posOffset>
+                <wp:posOffset>330200</wp:posOffset>
               </wp:positionH>
               <wp:positionV relativeFrom="page">
-                <wp:posOffset>327025</wp:posOffset>
+                <wp:posOffset>372745</wp:posOffset>
               </wp:positionV>
               <wp:extent cx="565785" cy="165735"/>
               <wp:effectExtent l="0" t="0" r="0" b="0"/>
@@ -3282,7 +3406,7 @@
               <v:stroke joinstyle="miter"/>
               <v:path gradientshapeok="t" o:connecttype="rect"/>
             </v:shapetype>
-            <v:shape id="Textbox 1" o:spid="_x0000_s1026" type="#_x0000_t202" style="position:absolute;margin-left:531.2pt;margin-top:25.75pt;width:44.55pt;height:13.05pt;z-index:-15790080;visibility:visible;mso-wrap-style:square;mso-width-percent:0;mso-height-percent:0;mso-wrap-distance-left:0;mso-wrap-distance-top:0;mso-wrap-distance-right:0;mso-wrap-distance-bottom:0;mso-position-horizontal:absolute;mso-position-horizontal-relative:page;mso-position-vertical:absolute;mso-position-vertical-relative:page;mso-width-percent:0;mso-height-percent:0;mso-width-relative:margin;mso-height-relative:margin;v-text-anchor:top" o:gfxdata="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" filled="f" stroked="f">
+            <v:shape id="Textbox 1" o:spid="_x0000_s1026" type="#_x0000_t202" style="position:absolute;margin-left:26pt;margin-top:29.35pt;width:44.55pt;height:13.05pt;z-index:-251659264;visibility:visible;mso-wrap-style:square;mso-width-percent:0;mso-height-percent:0;mso-wrap-distance-left:0;mso-wrap-distance-top:0;mso-wrap-distance-right:0;mso-wrap-distance-bottom:0;mso-position-horizontal:absolute;mso-position-horizontal-relative:page;mso-position-vertical:absolute;mso-position-vertical-relative:page;mso-width-percent:0;mso-height-percent:0;mso-width-relative:margin;mso-height-relative:margin;v-text-anchor:top" o:gfxdata="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" filled="f" stroked="f">
               <v:textbox inset="0,0,0,0">
                 <w:txbxContent>
                   <w:p>
@@ -3320,6 +3444,15 @@
         </mc:Fallback>
       </mc:AlternateContent>
     </w:r>
+  </w:p>
+  <w:p>
+    <w:pPr>
+      <w:pStyle w:val="BodyText"/>
+      <w:spacing w:line="14" w:lineRule="auto"/>
+      <w:rPr>
+        <w:sz w:val="20"/>
+      </w:rPr>
+    </w:pPr>
   </w:p>
 </w:hdr>
 </file>
